--- a/entregas/tarefa-3-qualidade.docx
+++ b/entregas/tarefa-3-qualidade.docx
@@ -79,7 +79,16 @@
         <w:t xml:space="preserve"> </w:t>
       </w:r>
       <w:r>
-        <w:t xml:space="preserve">Tarefa 1 — TAP (origem dos requisitos) e Tarefa 2 — EAP e Dicionário</w:t>
+        <w:t xml:space="preserve">Tarefa 1 — TAP consolidado (</w:t>
+      </w:r>
+      <w:r>
+        <w:rPr>
+          <w:rStyle w:val="VerbatimChar"/>
+        </w:rPr>
+        <w:t xml:space="preserve">tarefa-1-revisada.md</w:t>
+      </w:r>
+      <w:r>
+        <w:t xml:space="preserve">, origem dos requisitos) e Tarefa 2 — EAP e Dicionário</w:t>
       </w:r>
       <w:r>
         <w:t xml:space="preserve"> </w:t>
@@ -101,7 +110,7 @@
         <w:rPr>
           <w:rStyle w:val="VerbatimChar"/>
         </w:rPr>
-        <w:t xml:space="preserve">entregas/tarefa-2-revisada.md</w:t>
+        <w:t xml:space="preserve">tarefa-2-revisada.md</w:t>
       </w:r>
       <w:r>
         <w:t xml:space="preserve">). Nenhum código da EAP original é utilizado. A EAP não foi alterada para facilitar as matrizes.</w:t>
@@ -1730,7 +1739,7 @@
               <w:rPr>
                 <w:sz w:val="16"/>
               </w:rPr>
-              <w:t xml:space="preserve">TAP, seção 10 (indicador 8.1); seção 11 (M-07)</w:t>
+              <w:t xml:space="preserve">TAP, seção 10 (indicador 10.1); seção 11 (M-05)</w:t>
             </w:r>
           </w:p>
         </w:tc>
@@ -1860,7 +1869,7 @@
               <w:rPr>
                 <w:sz w:val="16"/>
               </w:rPr>
-              <w:t xml:space="preserve">TAP, seção 4 (entrega 11); seção 15</w:t>
+              <w:t xml:space="preserve">TAP, seção 4 (entrega 10); seção 15</w:t>
             </w:r>
           </w:p>
         </w:tc>
@@ -2250,7 +2259,7 @@
               <w:rPr>
                 <w:sz w:val="16"/>
               </w:rPr>
-              <w:t xml:space="preserve">TAP, seção 4 (entrega 6); seção 9 (risco 1.2)</w:t>
+              <w:t xml:space="preserve">TAP, seção 4 (entrega 5); seção 9 (risco 1.2)</w:t>
             </w:r>
           </w:p>
         </w:tc>
@@ -2380,7 +2389,7 @@
               <w:rPr>
                 <w:sz w:val="16"/>
               </w:rPr>
-              <w:t xml:space="preserve">TAP, seção 3 (requisito 18); seção 6 (item 9)</w:t>
+              <w:t xml:space="preserve">TAP, seção 3 (requisito 17); seção 6 (item 9)</w:t>
             </w:r>
           </w:p>
         </w:tc>
@@ -2770,7 +2779,7 @@
               <w:rPr>
                 <w:sz w:val="16"/>
               </w:rPr>
-              <w:t xml:space="preserve">TAP, seção 2 (objetivo 6); seção 3 (requisito 5); seção 10 (indicador 8.3)</w:t>
+              <w:t xml:space="preserve">TAP, seção 2 (objetivo 5); seção 3 (requisito 5); seção 10 (indicador 10.3)</w:t>
             </w:r>
           </w:p>
         </w:tc>
@@ -3160,7 +3169,7 @@
               <w:rPr>
                 <w:sz w:val="16"/>
               </w:rPr>
-              <w:t xml:space="preserve">TAP, seção 2 (objetivo 6); seção 3 (requisito 7)</w:t>
+              <w:t xml:space="preserve">TAP, seção 2 (objetivo 5); seção 3 (requisito 7)</w:t>
             </w:r>
           </w:p>
         </w:tc>
@@ -3420,7 +3429,7 @@
               <w:rPr>
                 <w:sz w:val="16"/>
               </w:rPr>
-              <w:t xml:space="preserve">TAP, seção 2 (objetivo 4); seção 3 (requisito 2); seção 6 (item 1)</w:t>
+              <w:t xml:space="preserve">TAP, seção 2 (objetivo 3); seção 3 (requisito 2); seção 6 (item 1)</w:t>
             </w:r>
           </w:p>
         </w:tc>
@@ -3680,7 +3689,7 @@
               <w:rPr>
                 <w:sz w:val="16"/>
               </w:rPr>
-              <w:t xml:space="preserve">TAP, seção 2 (objetivo 5); seção 3 (requisito 4); seção 10 (indicador 8.3)</w:t>
+              <w:t xml:space="preserve">TAP, seção 2 (objetivo 4); seção 3 (requisito 4); seção 10 (indicador 10.3)</w:t>
             </w:r>
           </w:p>
         </w:tc>
@@ -4070,7 +4079,7 @@
               <w:rPr>
                 <w:sz w:val="16"/>
               </w:rPr>
-              <w:t xml:space="preserve">TAP, seção 3 (requisito 17)</w:t>
+              <w:t xml:space="preserve">TAP, seção 3 (requisito 16)</w:t>
             </w:r>
           </w:p>
         </w:tc>
@@ -4460,7 +4469,7 @@
               <w:rPr>
                 <w:sz w:val="16"/>
               </w:rPr>
-              <w:t xml:space="preserve">TAP, seção 10 (indicador 8.2); seção 15</w:t>
+              <w:t xml:space="preserve">TAP, seção 10 (indicador 10.2); seção 15</w:t>
             </w:r>
           </w:p>
         </w:tc>
@@ -4510,7 +4519,7 @@
               <w:rPr>
                 <w:sz w:val="16"/>
               </w:rPr>
-              <w:t xml:space="preserve">Entrega de sobressalentes iniciais</w:t>
+              <w:t xml:space="preserve">Recebimento dos sobressalentes iniciais</w:t>
             </w:r>
           </w:p>
         </w:tc>
@@ -4590,7 +4599,7 @@
               <w:rPr>
                 <w:sz w:val="16"/>
               </w:rPr>
-              <w:t xml:space="preserve">TAP, seção 3 (requisito 13); seção 10 (indicador 8.4); seção 15</w:t>
+              <w:t xml:space="preserve">TAP, seção 3 (requisito 13); seção 10 (indicador 10.4); seção 15</w:t>
             </w:r>
           </w:p>
         </w:tc>
@@ -4720,7 +4729,7 @@
               <w:rPr>
                 <w:sz w:val="16"/>
               </w:rPr>
-              <w:t xml:space="preserve">TAP, seção 3 (requisito 13); seção 10 (indicador 8.4); seção 15</w:t>
+              <w:t xml:space="preserve">TAP, seção 3 (requisito 13); seção 10 (indicador 10.4); seção 15</w:t>
             </w:r>
           </w:p>
         </w:tc>
@@ -4850,7 +4859,7 @@
               <w:rPr>
                 <w:sz w:val="16"/>
               </w:rPr>
-              <w:t xml:space="preserve">TAP, seção 4 (entrega 10); seção 10 (indicador 8.5); seção 15</w:t>
+              <w:t xml:space="preserve">TAP, seção 4 (entrega 9); seção 10 (indicador 10.5); seção 15</w:t>
             </w:r>
           </w:p>
         </w:tc>
@@ -4980,7 +4989,7 @@
               <w:rPr>
                 <w:sz w:val="16"/>
               </w:rPr>
-              <w:t xml:space="preserve">TAP, seção 2 (objetivo 8); seção 5 (justificativa 2)</w:t>
+              <w:t xml:space="preserve">TAP, seção 2 (objetivo 7); seção 5 (justificativa 2)</w:t>
             </w:r>
           </w:p>
         </w:tc>
@@ -5240,7 +5249,7 @@
               <w:rPr>
                 <w:sz w:val="16"/>
               </w:rPr>
-              <w:t xml:space="preserve">TAP, seção 2 (objetivo 7); seção 3 (requisito 13); seção 10 (indicador 8.4); seção 15</w:t>
+              <w:t xml:space="preserve">TAP, seção 2 (objetivo 6); seção 3 (requisito 13); seção 10 (indicador 10.4); seção 15</w:t>
             </w:r>
           </w:p>
         </w:tc>
@@ -5370,7 +5379,7 @@
               <w:rPr>
                 <w:sz w:val="16"/>
               </w:rPr>
-              <w:t xml:space="preserve">TAP, seção 3 (requisito 14); seção 10 (indicador 8.4); seção 15</w:t>
+              <w:t xml:space="preserve">TAP, seção 3 (requisito 14); seção 10 (indicador 10.4); seção 15</w:t>
             </w:r>
           </w:p>
         </w:tc>
@@ -5921,7 +5930,7 @@
               <w:rPr>
                 <w:sz w:val="16"/>
               </w:rPr>
-              <w:t xml:space="preserve">Desvio nulo em relação à data aprovada na linha de base do cronograma (referência preliminar do TAP: M-07, T0 + 12 meses)</w:t>
+              <w:t xml:space="preserve">Desvio nulo em relação à data aprovada na linha de base do cronograma (referência preliminar do TAP: M-05, T0 + 12 meses)</w:t>
             </w:r>
           </w:p>
         </w:tc>
@@ -9805,7 +9814,7 @@
               <w:rPr>
                 <w:sz w:val="16"/>
               </w:rPr>
-              <w:t xml:space="preserve">Entrega de sobressalentes iniciais</w:t>
+              <w:t xml:space="preserve">Recebimento dos sobressalentes iniciais</w:t>
             </w:r>
           </w:p>
         </w:tc>
@@ -11036,7 +11045,7 @@
         <w:rPr>
           <w:rStyle w:val="VerbatimChar"/>
         </w:rPr>
-        <w:t xml:space="preserve">REQUISITO   RQ-10 — Autonomia mínima de 2h30 em condição nominal de operação  (TAP, seção 2 (objetivo 6); seção 3 (requisito 5); seção 10 (indicador 8.3))</w:t>
+        <w:t xml:space="preserve">REQUISITO   RQ-10 — Autonomia mínima de 2h30 em condição nominal de operação  (TAP, seção 2 (objetivo 5); seção 3 (requisito 5); seção 10 (indicador 10.3))</w:t>
       </w:r>
       <w:r>
         <w:br/>
@@ -12234,39 +12243,39 @@
               <w:rPr>
                 <w:sz w:val="16"/>
               </w:rPr>
-              <w:t xml:space="preserve">Cadeia nacional</w:t>
-            </w:r>
-          </w:p>
-        </w:tc>
-        <w:tc>
-          <w:tcPr/>
-          <w:p>
-            <w:pPr>
-              <w:pStyle w:val="Compact"/>
-              <w:spacing w:after="40"/>
-              <w:jc w:val="left"/>
-            </w:pPr>
-            <w:r>
-              <w:rPr>
-                <w:sz w:val="16"/>
-              </w:rPr>
-              <w:t xml:space="preserve">—</w:t>
-            </w:r>
-          </w:p>
-        </w:tc>
-        <w:tc>
-          <w:tcPr/>
-          <w:p>
-            <w:pPr>
-              <w:pStyle w:val="Compact"/>
-              <w:spacing w:after="40"/>
-              <w:jc w:val="left"/>
-            </w:pPr>
-            <w:r>
-              <w:rPr>
-                <w:sz w:val="16"/>
-              </w:rPr>
-              <w:t xml:space="preserve">Não rastreado (C1)</w:t>
+              <w:t xml:space="preserve">Resultados do MVP</w:t>
+            </w:r>
+          </w:p>
+        </w:tc>
+        <w:tc>
+          <w:tcPr/>
+          <w:p>
+            <w:pPr>
+              <w:pStyle w:val="Compact"/>
+              <w:spacing w:after="40"/>
+              <w:jc w:val="left"/>
+            </w:pPr>
+            <w:r>
+              <w:rPr>
+                <w:sz w:val="16"/>
+              </w:rPr>
+              <w:t xml:space="preserve">RQ-20</w:t>
+            </w:r>
+          </w:p>
+        </w:tc>
+        <w:tc>
+          <w:tcPr/>
+          <w:p>
+            <w:pPr>
+              <w:pStyle w:val="Compact"/>
+              <w:spacing w:after="40"/>
+              <w:jc w:val="left"/>
+            </w:pPr>
+            <w:r>
+              <w:rPr>
+                <w:sz w:val="16"/>
+              </w:rPr>
+              <w:t xml:space="preserve">3.2</w:t>
             </w:r>
           </w:p>
         </w:tc>
@@ -12285,72 +12294,6 @@
                 <w:sz w:val="16"/>
               </w:rPr>
               <w:t xml:space="preserve">17</w:t>
-            </w:r>
-          </w:p>
-        </w:tc>
-        <w:tc>
-          <w:tcPr/>
-          <w:p>
-            <w:pPr>
-              <w:pStyle w:val="Compact"/>
-              <w:spacing w:after="40"/>
-              <w:jc w:val="left"/>
-            </w:pPr>
-            <w:r>
-              <w:rPr>
-                <w:sz w:val="16"/>
-              </w:rPr>
-              <w:t xml:space="preserve">Resultados do MVP</w:t>
-            </w:r>
-          </w:p>
-        </w:tc>
-        <w:tc>
-          <w:tcPr/>
-          <w:p>
-            <w:pPr>
-              <w:pStyle w:val="Compact"/>
-              <w:spacing w:after="40"/>
-              <w:jc w:val="left"/>
-            </w:pPr>
-            <w:r>
-              <w:rPr>
-                <w:sz w:val="16"/>
-              </w:rPr>
-              <w:t xml:space="preserve">RQ-20</w:t>
-            </w:r>
-          </w:p>
-        </w:tc>
-        <w:tc>
-          <w:tcPr/>
-          <w:p>
-            <w:pPr>
-              <w:pStyle w:val="Compact"/>
-              <w:spacing w:after="40"/>
-              <w:jc w:val="left"/>
-            </w:pPr>
-            <w:r>
-              <w:rPr>
-                <w:sz w:val="16"/>
-              </w:rPr>
-              <w:t xml:space="preserve">3.2</w:t>
-            </w:r>
-          </w:p>
-        </w:tc>
-      </w:tr>
-      <w:tr>
-        <w:tc>
-          <w:tcPr/>
-          <w:p>
-            <w:pPr>
-              <w:pStyle w:val="Compact"/>
-              <w:spacing w:after="40"/>
-              <w:jc w:val="left"/>
-            </w:pPr>
-            <w:r>
-              <w:rPr>
-                <w:sz w:val="16"/>
-              </w:rPr>
-              <w:t xml:space="preserve">18</w:t>
             </w:r>
           </w:p>
         </w:tc>
@@ -12409,7 +12352,7 @@
         <w:pStyle w:val="BodyText"/>
       </w:pPr>
       <w:r>
-        <w:t xml:space="preserve">17 dos 18 requisitos de alto nível estão rastreados. O requisito 16 (priorização de fornecedores e cadeia de suprimentos nacionais) é, na redação do TAP, critério de seleção de fornecedor; como a obtenção contratual foi excluída da EAP pelo orientador, não há pacote ao qual rastreá-lo sem reintroduzir o antigo bloco Fornecedor. Registrado no conflito C1, com proposta de alteração de consistência do TAP.</w:t>
+        <w:t xml:space="preserve">Todos os 17 requisitos de alto nível do TAP consolidado estão rastreados. O requisito de priorização de fornecedores nacionais da versão original foi suprimido na consolidação do TAP (obtenção contratual concluída — C1 resolvido, alteração A7).</w:t>
       </w:r>
     </w:p>
     <w:p>
@@ -13416,13 +13359,13 @@
           <w:bCs/>
           <w:b/>
         </w:rPr>
-        <w:t xml:space="preserve">C1 — Obtenção contratual (antigo bloco Fornecedor):</w:t>
+        <w:t xml:space="preserve">C1 — Obtenção contratual (antigo bloco Fornecedor)</w:t>
       </w:r>
       <w:r>
         <w:t xml:space="preserve"> </w:t>
       </w:r>
       <w:r>
-        <w:t xml:space="preserve">Por decisão do orientador (D2), a EAP revisada não contém esses elementos. O texto do TAP, entretanto, continua a descrevê-los como parte do projeto. TAP preservado sem alteração. Proposta de alteração de consistência do TAP, a submeter pelo controle integrado de mudanças (pacote 1) à aprovação da Força de Submarinos: (a) registrar a obtenção contratual como processo institucional externo ao escopo da EAP; (b) ajustar o objetivo 2, as entregas 5 e 7, os marcos M-04 a M-06 e a seção 13; (c) reavaliar o requisito 16, que, na redação atual, é critério de seleção de fornecedor. Na Tarefa 3, o requisito 16 não é rastreado a pacote da EAP.</w:t>
+        <w:t xml:space="preserve">(Resolvido — TAP consolidado): TAP consolidado em entregas/tarefa-1-revisada.md, com premissa explícita e registro das alterações A1 a A25; versão original preservada em tarefas/Tarefa 01 - TAP.docx. Com a supressão do antigo requisito 16, os 17 requisitos de alto nível do TAP consolidado são todos rastreados na Tarefa 3.</w:t>
       </w:r>
     </w:p>
     <w:p>
@@ -13438,13 +13381,13 @@
           <w:bCs/>
           <w:b/>
         </w:rPr>
-        <w:t xml:space="preserve">C6 — Enunciado e modelo da Tarefa 3:</w:t>
+        <w:t xml:space="preserve">C6 — Enunciado e modelo da Tarefa 3</w:t>
       </w:r>
       <w:r>
         <w:t xml:space="preserve"> </w:t>
       </w:r>
       <w:r>
-        <w:t xml:space="preserve">O enunciado oficial da Tarefa 3 e o modelo de Gerenciamento da Qualidade da disciplina (exemplo de calçados) não constam do repositório. Matrizes construídas com os campos definidos; nenhum conteúdo do exemplo de calçados utilizado.</w:t>
+        <w:t xml:space="preserve">(Registrado): Matrizes construídas com os campos definidos; nenhum conteúdo do exemplo de calçados utilizado.</w:t>
       </w:r>
     </w:p>
     <w:p>
@@ -13460,7 +13403,7 @@
           <w:bCs/>
           <w:b/>
         </w:rPr>
-        <w:t xml:space="preserve">Partes interessadas sem requisito rastreado:</w:t>
+        <w:t xml:space="preserve">Partes interessadas sem requisito próprio:</w:t>
       </w:r>
       <w:r>
         <w:t xml:space="preserve"> </w:t>
@@ -13469,7 +13412,7 @@
         <w:t xml:space="preserve">“</w:t>
       </w:r>
       <w:r>
-        <w:t xml:space="preserve">Setores de aquisição e assessoria jurídica</w:t>
+        <w:t xml:space="preserve">Empresa responsável pelo sistema ROV</w:t>
       </w:r>
       <w:r>
         <w:t xml:space="preserve">”</w:t>
@@ -13478,25 +13421,7 @@
         <w:t xml:space="preserve"> </w:t>
       </w:r>
       <w:r>
-        <w:t xml:space="preserve">e</w:t>
-      </w:r>
-      <w:r>
-        <w:t xml:space="preserve"> </w:t>
-      </w:r>
-      <w:r>
-        <w:t xml:space="preserve">“</w:t>
-      </w:r>
-      <w:r>
-        <w:t xml:space="preserve">Fornecedores nacionais e integradores</w:t>
-      </w:r>
-      <w:r>
-        <w:t xml:space="preserve">”</w:t>
-      </w:r>
-      <w:r>
-        <w:t xml:space="preserve"> </w:t>
-      </w:r>
-      <w:r>
-        <w:t xml:space="preserve">permanecem no TAP, mas não originam requisitos rastreados, pela mesma razão do C1.</w:t>
+        <w:t xml:space="preserve">não origina requisito, mas participa da execução do TAF (3.1) e das entregas de cursos, documentação e sobressalentes.</w:t>
       </w:r>
     </w:p>
     <w:bookmarkEnd w:id="30"/>
